--- a/examples/online/doc/06-stream-experiment.docx
+++ b/examples/online/doc/06-stream-experiment.docx
@@ -926,7 +926,7 @@
         <w:rPr>
           <w:rStyle w:val="VerbatimChar"/>
         </w:rPr>
-        <w:t xml:space="preserve">##   detector warmup_size batch_size            memory n_batches</w:t>
+        <w:t xml:space="preserve">##   detector warmup_size batch_size            memory n_batches mean_detection_probability median_detection_probability mean_detection_lag_batches</w:t>
       </w:r>
       <w:r>
         <w:br/>
@@ -935,7 +935,7 @@
         <w:rPr>
           <w:rStyle w:val="VerbatimChar"/>
         </w:rPr>
-        <w:t xml:space="preserve">## 1     page           3          1              full         8</w:t>
+        <w:t xml:space="preserve">## 1     page           3          1              full         8                  0.2727273                            0                          0</w:t>
       </w:r>
       <w:r>
         <w:br/>
@@ -944,7 +944,7 @@
         <w:rPr>
           <w:rStyle w:val="VerbatimChar"/>
         </w:rPr>
-        <w:t xml:space="preserve">## 2     page           3          1 sliding_batches_2         8</w:t>
+        <w:t xml:space="preserve">## 2     page           3          1 sliding_batches_2         8                  0.2727273                            0                          0</w:t>
       </w:r>
       <w:r>
         <w:br/>
@@ -953,7 +953,7 @@
         <w:rPr>
           <w:rStyle w:val="VerbatimChar"/>
         </w:rPr>
-        <w:t xml:space="preserve">## 3     page           3          2              full         4</w:t>
+        <w:t xml:space="preserve">## 3     page           3          2              full         4                  0.2727273                            0                          0</w:t>
       </w:r>
       <w:r>
         <w:br/>
@@ -962,7 +962,7 @@
         <w:rPr>
           <w:rStyle w:val="VerbatimChar"/>
         </w:rPr>
-        <w:t xml:space="preserve">## 4     page           3          2 sliding_batches_2         4</w:t>
+        <w:t xml:space="preserve">## 4     page           3          2 sliding_batches_2         4                  0.2727273                            0                          0</w:t>
       </w:r>
       <w:r>
         <w:br/>
@@ -971,7 +971,7 @@
         <w:rPr>
           <w:rStyle w:val="VerbatimChar"/>
         </w:rPr>
-        <w:t xml:space="preserve">## 5     page           5          1              full         6</w:t>
+        <w:t xml:space="preserve">## 5     page           5          1              full         6                  0.2727273                            0                          0</w:t>
       </w:r>
       <w:r>
         <w:br/>
@@ -980,7 +980,7 @@
         <w:rPr>
           <w:rStyle w:val="VerbatimChar"/>
         </w:rPr>
-        <w:t xml:space="preserve">## 6     page           5          1 sliding_batches_2         6</w:t>
+        <w:t xml:space="preserve">## 6     page           5          1 sliding_batches_2         6                  0.2727273                            0                          0</w:t>
       </w:r>
       <w:r>
         <w:br/>
@@ -989,7 +989,7 @@
         <w:rPr>
           <w:rStyle w:val="VerbatimChar"/>
         </w:rPr>
-        <w:t xml:space="preserve">## 7     page           5          2              full         3</w:t>
+        <w:t xml:space="preserve">## 7     page           5          2              full         3                  0.2727273                            0                          0</w:t>
       </w:r>
       <w:r>
         <w:br/>
@@ -998,7 +998,7 @@
         <w:rPr>
           <w:rStyle w:val="VerbatimChar"/>
         </w:rPr>
-        <w:t xml:space="preserve">## 8     page           5          2 sliding_batches_2         3</w:t>
+        <w:t xml:space="preserve">## 8     page           5          2 sliding_batches_2         3                  0.2727273                            0                          0</w:t>
       </w:r>
       <w:r>
         <w:br/>
@@ -1007,7 +1007,7 @@
         <w:rPr>
           <w:rStyle w:val="VerbatimChar"/>
         </w:rPr>
-        <w:t xml:space="preserve">##   mean_detection_probability median_detection_probability</w:t>
+        <w:t xml:space="preserve">##   median_detection_lag_batches mean_batch_time_sec  accuracy precision recall        F1</w:t>
       </w:r>
       <w:r>
         <w:br/>
@@ -1016,7 +1016,7 @@
         <w:rPr>
           <w:rStyle w:val="VerbatimChar"/>
         </w:rPr>
-        <w:t xml:space="preserve">## 1                  0.2727273                            0</w:t>
+        <w:t xml:space="preserve">## 1                            0        0.0005000000 0.6363636      0.00      0       NaN</w:t>
       </w:r>
       <w:r>
         <w:br/>
@@ -1025,7 +1025,7 @@
         <w:rPr>
           <w:rStyle w:val="VerbatimChar"/>
         </w:rPr>
-        <w:t xml:space="preserve">## 2                  0.2727273                            0</w:t>
+        <w:t xml:space="preserve">## 2                            0        0.0003750000 0.6363636      0.20      1 0.3333333</w:t>
       </w:r>
       <w:r>
         <w:br/>
@@ -1034,7 +1034,7 @@
         <w:rPr>
           <w:rStyle w:val="VerbatimChar"/>
         </w:rPr>
-        <w:t xml:space="preserve">## 3                  0.2727273                            0</w:t>
+        <w:t xml:space="preserve">## 3                            0        0.0005000000 0.6363636      0.00      0       NaN</w:t>
       </w:r>
       <w:r>
         <w:br/>
@@ -1043,7 +1043,7 @@
         <w:rPr>
           <w:rStyle w:val="VerbatimChar"/>
         </w:rPr>
-        <w:t xml:space="preserve">## 4                  0.2727273                            0</w:t>
+        <w:t xml:space="preserve">## 4                            0        0.0010000000 0.6363636      0.00      0       NaN</w:t>
       </w:r>
       <w:r>
         <w:br/>
@@ -1052,7 +1052,7 @@
         <w:rPr>
           <w:rStyle w:val="VerbatimChar"/>
         </w:rPr>
-        <w:t xml:space="preserve">## 5                  0.2727273                            0</w:t>
+        <w:t xml:space="preserve">## 5                            0        0.0006666667 0.6363636      0.00      0       NaN</w:t>
       </w:r>
       <w:r>
         <w:br/>
@@ -1061,7 +1061,7 @@
         <w:rPr>
           <w:rStyle w:val="VerbatimChar"/>
         </w:rPr>
-        <w:t xml:space="preserve">## 6                  0.2727273                            0</w:t>
+        <w:t xml:space="preserve">## 6                            0        0.0003333333 0.7272727      0.25      1 0.4000000</w:t>
       </w:r>
       <w:r>
         <w:br/>
@@ -1070,7 +1070,7 @@
         <w:rPr>
           <w:rStyle w:val="VerbatimChar"/>
         </w:rPr>
-        <w:t xml:space="preserve">## 7                  0.2727273                            0</w:t>
+        <w:t xml:space="preserve">## 7                            0        0.0003333333 0.6363636      0.00      0       NaN</w:t>
       </w:r>
       <w:r>
         <w:br/>
@@ -1079,169 +1079,7 @@
         <w:rPr>
           <w:rStyle w:val="VerbatimChar"/>
         </w:rPr>
-        <w:t xml:space="preserve">## 8                  0.2727273                            0</w:t>
-      </w:r>
-      <w:r>
-        <w:br/>
-      </w:r>
-      <w:r>
-        <w:rPr>
-          <w:rStyle w:val="VerbatimChar"/>
-        </w:rPr>
-        <w:t xml:space="preserve">##   mean_detection_lag_batches median_detection_lag_batches mean_batch_time_sec</w:t>
-      </w:r>
-      <w:r>
-        <w:br/>
-      </w:r>
-      <w:r>
-        <w:rPr>
-          <w:rStyle w:val="VerbatimChar"/>
-        </w:rPr>
-        <w:t xml:space="preserve">## 1                          0                            0         0.000000000</w:t>
-      </w:r>
-      <w:r>
-        <w:br/>
-      </w:r>
-      <w:r>
-        <w:rPr>
-          <w:rStyle w:val="VerbatimChar"/>
-        </w:rPr>
-        <w:t xml:space="preserve">## 2                          0                            0         0.001250000</w:t>
-      </w:r>
-      <w:r>
-        <w:br/>
-      </w:r>
-      <w:r>
-        <w:rPr>
-          <w:rStyle w:val="VerbatimChar"/>
-        </w:rPr>
-        <w:t xml:space="preserve">## 3                          0                            0         0.000000000</w:t>
-      </w:r>
-      <w:r>
-        <w:br/>
-      </w:r>
-      <w:r>
-        <w:rPr>
-          <w:rStyle w:val="VerbatimChar"/>
-        </w:rPr>
-        <w:t xml:space="preserve">## 4                          0                            0         0.002500000</w:t>
-      </w:r>
-      <w:r>
-        <w:br/>
-      </w:r>
-      <w:r>
-        <w:rPr>
-          <w:rStyle w:val="VerbatimChar"/>
-        </w:rPr>
-        <w:t xml:space="preserve">## 5                          0                            0         0.005000000</w:t>
-      </w:r>
-      <w:r>
-        <w:br/>
-      </w:r>
-      <w:r>
-        <w:rPr>
-          <w:rStyle w:val="VerbatimChar"/>
-        </w:rPr>
-        <w:t xml:space="preserve">## 6                          0                            0         0.003333333</w:t>
-      </w:r>
-      <w:r>
-        <w:br/>
-      </w:r>
-      <w:r>
-        <w:rPr>
-          <w:rStyle w:val="VerbatimChar"/>
-        </w:rPr>
-        <w:t xml:space="preserve">## 7                          0                            0         0.000000000</w:t>
-      </w:r>
-      <w:r>
-        <w:br/>
-      </w:r>
-      <w:r>
-        <w:rPr>
-          <w:rStyle w:val="VerbatimChar"/>
-        </w:rPr>
-        <w:t xml:space="preserve">## 8                          0                            0         0.006666667</w:t>
-      </w:r>
-      <w:r>
-        <w:br/>
-      </w:r>
-      <w:r>
-        <w:rPr>
-          <w:rStyle w:val="VerbatimChar"/>
-        </w:rPr>
-        <w:t xml:space="preserve">##    accuracy precision recall        F1</w:t>
-      </w:r>
-      <w:r>
-        <w:br/>
-      </w:r>
-      <w:r>
-        <w:rPr>
-          <w:rStyle w:val="VerbatimChar"/>
-        </w:rPr>
-        <w:t xml:space="preserve">## 1 0.6363636      0.00      0       NaN</w:t>
-      </w:r>
-      <w:r>
-        <w:br/>
-      </w:r>
-      <w:r>
-        <w:rPr>
-          <w:rStyle w:val="VerbatimChar"/>
-        </w:rPr>
-        <w:t xml:space="preserve">## 2 0.6363636      0.20      1 0.3333333</w:t>
-      </w:r>
-      <w:r>
-        <w:br/>
-      </w:r>
-      <w:r>
-        <w:rPr>
-          <w:rStyle w:val="VerbatimChar"/>
-        </w:rPr>
-        <w:t xml:space="preserve">## 3 0.6363636      0.00      0       NaN</w:t>
-      </w:r>
-      <w:r>
-        <w:br/>
-      </w:r>
-      <w:r>
-        <w:rPr>
-          <w:rStyle w:val="VerbatimChar"/>
-        </w:rPr>
-        <w:t xml:space="preserve">## 4 0.6363636      0.00      0       NaN</w:t>
-      </w:r>
-      <w:r>
-        <w:br/>
-      </w:r>
-      <w:r>
-        <w:rPr>
-          <w:rStyle w:val="VerbatimChar"/>
-        </w:rPr>
-        <w:t xml:space="preserve">## 5 0.6363636      0.00      0       NaN</w:t>
-      </w:r>
-      <w:r>
-        <w:br/>
-      </w:r>
-      <w:r>
-        <w:rPr>
-          <w:rStyle w:val="VerbatimChar"/>
-        </w:rPr>
-        <w:t xml:space="preserve">## 6 0.7272727      0.25      1 0.4000000</w:t>
-      </w:r>
-      <w:r>
-        <w:br/>
-      </w:r>
-      <w:r>
-        <w:rPr>
-          <w:rStyle w:val="VerbatimChar"/>
-        </w:rPr>
-        <w:t xml:space="preserve">## 7 0.6363636      0.00      0       NaN</w:t>
-      </w:r>
-      <w:r>
-        <w:br/>
-      </w:r>
-      <w:r>
-        <w:rPr>
-          <w:rStyle w:val="VerbatimChar"/>
-        </w:rPr>
-        <w:t xml:space="preserve">## 8 0.6363636      0.00      0       NaN</w:t>
+        <w:t xml:space="preserve">## 8                            0        0.0006666667 0.6363636      0.00      0       NaN</w:t>
       </w:r>
     </w:p>
     <w:bookmarkEnd w:id="13"/>
